--- a/docs/ResumeIQ_Project_Report.docx
+++ b/docs/ResumeIQ_Project_Report.docx
@@ -60,7 +60,7 @@
           <w:sz w:val="22"/>
           <w:szCs w:val="22"/>
         </w:rPr>
-        <w:t xml:space="preserve">[Your Name]</w:t>
+        <w:t>Aditya Parthasarathy</w:t>
       </w:r>
     </w:p>
     <w:p>
@@ -75,22 +75,7 @@
           <w:sz w:val="22"/>
           <w:szCs w:val="22"/>
         </w:rPr>
-        <w:t xml:space="preserve">[Course / Institution]</w:t>
-      </w:r>
-    </w:p>
-    <w:p>
-      <w:pPr>
-        <w:spacing w:after="600"/>
-        <w:jc w:val="center"/>
-      </w:pPr>
-      <w:r>
-        <w:rPr>
-          <w:i/>
-          <w:iCs/>
-          <w:sz w:val="22"/>
-          <w:szCs w:val="22"/>
-        </w:rPr>
-        <w:t xml:space="preserve">[Submission Date]</w:t>
+        <w:t>SkillOrbit AI Capstone Project</w:t>
       </w:r>
     </w:p>
     <w:p>
@@ -206,6 +191,9 @@
       <w:r>
         <w:t xml:space="preserve">ResumeIQ is a rule-based AI/NLP web application that analyzes resumes and gives job seekers actionable, explainable feedback. A user uploads a PDF or DOCX resume and selects a target role; the system extracts the text, scores the resume out of 100 across six structural categories, checks it against a role-specific ATS keyword bank (with fuzzy and synonym-aware matching), scores the “impact” of each bullet point (action-verb strength, quantified results, passive voice), and synthesizes all three analyses into prioritized, human-readable suggestions -- all on a single dashboard. The system deliberately avoids deep learning, LLM calls, and embeddings, relying instead on classic NLP techniques (regex, spaCy POS/dependency parsing, curated lexicons, and Levenshtein-based fuzzy string matching) so that every scoring decision is traceable to an explicit, inspectable rule.</w:t>
       </w:r>
+      <w:r>
+        <w:t xml:space="preserve"> Beyond the five capabilities above, the dashboard also compares the same resume against every supported role's keyword bank rather than just the one selected, places each score on a percentile scale against a documented reference distribution (never presented as real user data), and offers a server-generated PDF export of the full report.</w:t>
+      </w:r>
     </w:p>
     <w:p>
       <w:pPr>
@@ -648,12 +636,9 @@
           <w:p>
             <w:r>
               <w:rPr>
-                <w:b w:val="false"/>
-                <w:bCs w:val="false"/>
-                <w:sz w:val="20"/>
-                <w:szCs w:val="20"/>
-              </w:rPr>
-              <w:t xml:space="preserve">Frontend</w:t>
+                <w:sz w:val="20"/>
+              </w:rPr>
+              <w:t>PDF Export</w:t>
             </w:r>
           </w:p>
         </w:tc>
@@ -664,12 +649,9 @@
           <w:p>
             <w:r>
               <w:rPr>
-                <w:b w:val="false"/>
-                <w:bCs w:val="false"/>
-                <w:sz w:val="20"/>
-                <w:szCs w:val="20"/>
-              </w:rPr>
-              <w:t xml:space="preserve">Jinja2 + Tailwind (CDN) + Chart.js</w:t>
+                <w:sz w:val="20"/>
+              </w:rPr>
+              <w:t>reportlab</w:t>
             </w:r>
           </w:p>
         </w:tc>
@@ -680,12 +662,9 @@
           <w:p>
             <w:r>
               <w:rPr>
-                <w:b w:val="false"/>
-                <w:bCs w:val="false"/>
-                <w:sz w:val="20"/>
-                <w:szCs w:val="20"/>
-              </w:rPr>
-              <w:t xml:space="preserve">No build step; fast to iterate</w:t>
+                <w:sz w:val="20"/>
+              </w:rPr>
+              <w:t>Pure-Python wheels -- deploys on Render's plain “pip install” build step, unlike weasyprint/wkhtmltopdf</w:t>
             </w:r>
           </w:p>
         </w:tc>
@@ -703,6 +682,50 @@
                 <w:sz w:val="20"/>
                 <w:szCs w:val="20"/>
               </w:rPr>
+              <w:t xml:space="preserve">Frontend</w:t>
+            </w:r>
+          </w:p>
+        </w:tc>
+        <w:tc>
+          <w:tcPr>
+            <w:tcW w:type="dxa" w:w="3200"/>
+          </w:tcPr>
+          <w:p>
+            <w:r>
+              <w:rPr>
+                <w:b w:val="false"/>
+                <w:bCs w:val="false"/>
+                <w:sz w:val="20"/>
+                <w:szCs w:val="20"/>
+              </w:rPr>
+              <w:t xml:space="preserve">Jinja2 + Tailwind (CDN) + Chart.js</w:t>
+            </w:r>
+          </w:p>
+        </w:tc>
+        <w:tc>
+          <w:tcPr>
+            <w:tcW w:type="dxa" w:w="4000"/>
+          </w:tcPr>
+          <w:p>
+            <w:r>
+              <w:t>No build step; vanilla JS for the interactive role picker/particle background</w:t>
+            </w:r>
+          </w:p>
+        </w:tc>
+      </w:tr>
+      <w:tr>
+        <w:tc>
+          <w:tcPr>
+            <w:tcW w:type="dxa" w:w="2000"/>
+          </w:tcPr>
+          <w:p>
+            <w:r>
+              <w:rPr>
+                <w:b w:val="false"/>
+                <w:bCs w:val="false"/>
+                <w:sz w:val="20"/>
+                <w:szCs w:val="20"/>
+              </w:rPr>
               <w:t xml:space="preserve">Testing</w:t>
             </w:r>
           </w:p>
@@ -729,13 +752,7 @@
           </w:tcPr>
           <w:p>
             <w:r>
-              <w:rPr>
-                <w:b w:val="false"/>
-                <w:bCs w:val="false"/>
-                <w:sz w:val="20"/>
-                <w:szCs w:val="20"/>
-              </w:rPr>
-              <w:t xml:space="preserve">74 tests covering services, routes, and edge cases</w:t>
+              <w:t>119 tests covering services, routes, and edge cases</w:t>
             </w:r>
           </w:p>
         </w:tc>
@@ -1224,7 +1241,7 @@
         <w:spacing w:after="160"/>
       </w:pPr>
       <w:r>
-        <w:t xml:space="preserve">ats_matcher.py compares the resume against data/keyword_banks.json, a curated must-have/nice-to-have keyword list per role (Data Analyst, Web Developer, AI Engineer, Cloud Engineer). Matching uses word-boundary regex to avoid false positives (e.g. “SQL” must not match inside “MySQL”), and produces a weighted ATS score (70% must-have match rate, 30% nice-to-have).</w:t>
+        <w:t>ats_matcher.py compares the resume against data/keyword_banks.json, a curated must-have/nice-to-have keyword list per role -- eight roles in total (Data Analyst, Web Developer, AI Engineer, Cloud Engineer, Mobile App Developer, UI/UX Designer, Backend Developer, DevOps Engineer). Matching uses word-boundary regex to avoid false positives (e.g. “SQL” must not match inside “MySQL”), and produces a weighted ATS score (70% must-have match rate, 30% nice-to-have).</w:t>
       </w:r>
     </w:p>
     <w:p>
@@ -1258,9 +1275,62 @@
         <w:spacing w:after="160"/>
       </w:pPr>
       <w:r>
-        <w:t xml:space="preserve">A single page presents three clickable score tiles (Resume/ATS/Impact) that anchor-link to their detail sections, a Chart.js bar chart comparing all three scores, per-category progress bars, keyword badges, bullet-level flags, and the prioritized feedback list -- plus a Print/Save-as-PDF button with a dedicated print stylesheet for a clean exported report.</w:t>
-      </w:r>
-    </w:p>
+        <w:t>A single page presents three clickable score tiles (Resume/ATS/Impact) that anchor-link to their detail sections, a Chart.js bar chart comparing all three scores, per-category progress bars, keyword badges, bullet-level flags, and the prioritized feedback list -- a Role Fit Across Roles chart comparing the same resume against every role's keyword bank, a percentile badge under each score, and inline highlighting of matched keywords directly in the extracted-text preview. A Download PDF Report button generates a separate, formatted PDF server-side (Section 4.5); the older browser Print/Save-as-PDF option is kept alongside it for a literal copy of the on-screen page.</w:t>
+      </w:r>
+    </w:p>
+    <w:p>
+      <w:pPr>
+        <w:jc w:val="center"/>
+      </w:pPr>
+      <w:r>
+        <w:drawing>
+          <wp:inline xmlns:a="http://schemas.openxmlformats.org/drawingml/2006/main" xmlns:pic="http://schemas.openxmlformats.org/drawingml/2006/picture">
+            <wp:extent cx="5486400" cy="3276600"/>
+            <wp:docPr id="1" name="Picture 1"/>
+            <wp:cNvGraphicFramePr>
+              <a:graphicFrameLocks noChangeAspect="1"/>
+            </wp:cNvGraphicFramePr>
+            <a:graphic>
+              <a:graphicData uri="http://schemas.openxmlformats.org/drawingml/2006/picture">
+                <pic:pic>
+                  <pic:nvPicPr>
+                    <pic:cNvPr id="0" name="dashboard_crop.png"/>
+                    <pic:cNvPicPr/>
+                  </pic:nvPicPr>
+                  <pic:blipFill>
+                    <a:blip r:embed="rId7"/>
+                    <a:stretch>
+                      <a:fillRect/>
+                    </a:stretch>
+                  </pic:blipFill>
+                  <pic:spPr>
+                    <a:xfrm>
+                      <a:off x="0" y="0"/>
+                      <a:ext cx="5486400" cy="3276600"/>
+                    </a:xfrm>
+                    <a:prstGeom prst="rect"/>
+                  </pic:spPr>
+                </pic:pic>
+              </a:graphicData>
+            </a:graphic>
+          </wp:inline>
+        </w:drawing>
+      </w:r>
+    </w:p>
+    <w:p>
+      <w:pPr>
+        <w:jc w:val="center"/>
+      </w:pPr>
+      <w:r>
+        <w:rPr>
+          <w:i/>
+          <w:color w:val="595959"/>
+          <w:sz w:val="18"/>
+        </w:rPr>
+        <w:t>Figure 1. The report dashboard -- score tiles with percentile badges and the PDF export button.</w:t>
+      </w:r>
+    </w:p>
+    <w:p/>
     <w:p>
       <w:pPr>
         <w:pStyle w:val="Heading1"/>
@@ -1360,6 +1430,174 @@
       </w:r>
     </w:p>
     <w:p>
+      <w:pPr>
+        <w:pStyle w:val="Heading2"/>
+      </w:pPr>
+      <w:r>
+        <w:t>4.3 Role Fit Across All Roles</w:t>
+      </w:r>
+    </w:p>
+    <w:p>
+      <w:r>
+        <w:t>The ATS keyword check described above runs once, against the role the user picked at upload. Since the matcher is pure regex/fuzzy-string comparison with no spaCy call involved, running it a second, third, and fourth time is nearly free -- so the report also runs it against all eight roles' keyword banks and shows the full ranking, not just the chosen one.</w:t>
+      </w:r>
+    </w:p>
+    <w:p>
+      <w:r>
+        <w:t>When another role scores meaningfully higher than the one selected (an 8+ point gap), the dashboard surfaces it directly: “This resume actually matches Data Analyst keywords better (35/100) than AI Engineer (14/100).” This turned into a genuinely useful signal during testing -- an early-career resume heavy on spreadsheets and SQL, uploaded against “AI Engineer” out of aspiration rather than fit, is exactly the case a single-role ATS score would leave the user guessing about.</w:t>
+      </w:r>
+    </w:p>
+    <w:p>
+      <w:pPr>
+        <w:pStyle w:val="Heading2"/>
+      </w:pPr>
+      <w:r>
+        <w:t>4.4 Percentile Benchmarking, Labeled Honestly</w:t>
+      </w:r>
+    </w:p>
+    <w:p>
+      <w:r>
+        <w:t>Each score card also shows an estimated percentile (“~86th percentile”). It would have been easy to phrase this as a comparison against other ResumeIQ users, but that data doesn't exist -- the app has no submission history to compare against, and even if it did, a handful of test uploads wouldn't be a meaningful sample. Instead the percentile comes from a normal distribution (mean and standard deviation chosen per score type, documented in code as estimates) evaluated with the standard normal CDF, and the UI footnote says exactly that: modeled against typical early-career resumes, not measured from real submissions. The FAQ on the landing page answers the question directly for anyone who asks.</w:t>
+      </w:r>
+    </w:p>
+    <w:p>
+      <w:pPr>
+        <w:pStyle w:val="Heading2"/>
+      </w:pPr>
+      <w:r>
+        <w:t>4.5 Downloadable PDF Report</w:t>
+      </w:r>
+    </w:p>
+    <w:p>
+      <w:r>
+        <w:t>The dashboard's browser Print/Save-as-PDF option only ever produced whatever the browser's print engine chose to do with the page's CSS. A “Download PDF Report” button now generates an actual PDF on the server instead, built with reportlab and laid out independently of the Tailwind dashboard -- a score summary table, the breakdown table, ATS keyword results, the role-fit table, the impact table, and the feedback list.</w:t>
+      </w:r>
+    </w:p>
+    <w:p>
+      <w:r>
+        <w:t>reportlab was chosen over the more commonly used weasyprint or wkhtmltopdf specifically because of where this app is deployed: Render's free-tier Python service only runs “pip install” during the build step, with no apt-get access, and both of those alternatives need native system libraries (Cairo/Pango, or a compiled binary) that step can't install. reportlab ships as pure-Python wheels, confirmed by installing it and checking that no compilation step runs, so it deploys the same way the rest of the app's dependencies do.</w:t>
+      </w:r>
+    </w:p>
+    <w:p>
+      <w:pPr>
+        <w:jc w:val="center"/>
+      </w:pPr>
+      <w:r>
+        <w:drawing>
+          <wp:inline xmlns:a="http://schemas.openxmlformats.org/drawingml/2006/main" xmlns:pic="http://schemas.openxmlformats.org/drawingml/2006/picture">
+            <wp:extent cx="5486400" cy="2857500"/>
+            <wp:docPr id="2" name="Picture 2"/>
+            <wp:cNvGraphicFramePr>
+              <a:graphicFrameLocks noChangeAspect="1"/>
+            </wp:cNvGraphicFramePr>
+            <a:graphic>
+              <a:graphicData uri="http://schemas.openxmlformats.org/drawingml/2006/picture">
+                <pic:pic>
+                  <pic:nvPicPr>
+                    <pic:cNvPr id="0" name="rolefit_crop.png"/>
+                    <pic:cNvPicPr/>
+                  </pic:nvPicPr>
+                  <pic:blipFill>
+                    <a:blip r:embed="rId8"/>
+                    <a:stretch>
+                      <a:fillRect/>
+                    </a:stretch>
+                  </pic:blipFill>
+                  <pic:spPr>
+                    <a:xfrm>
+                      <a:off x="0" y="0"/>
+                      <a:ext cx="5486400" cy="2857500"/>
+                    </a:xfrm>
+                    <a:prstGeom prst="rect"/>
+                  </pic:spPr>
+                </pic:pic>
+              </a:graphicData>
+            </a:graphic>
+          </wp:inline>
+        </w:drawing>
+      </w:r>
+    </w:p>
+    <w:p>
+      <w:pPr>
+        <w:jc w:val="center"/>
+      </w:pPr>
+      <w:r>
+        <w:rPr>
+          <w:i/>
+          <w:color w:val="595959"/>
+          <w:sz w:val="18"/>
+        </w:rPr>
+        <w:t>Figure 2. Role Fit Across Roles, flagging a better-matching role than the one selected.</w:t>
+      </w:r>
+    </w:p>
+    <w:p>
+      <w:pPr>
+        <w:pStyle w:val="Heading2"/>
+      </w:pPr>
+      <w:r>
+        <w:t>4.6 Interface Redesign</w:t>
+      </w:r>
+    </w:p>
+    <w:p>
+      <w:r>
+        <w:t>The interface was rebuilt around a shared button system (a neon indigo/amber frame with a fill-on-hover interior, replacing three separate ad hoc button styles), a canvas-based particle background, and a custom target-role picker that replaces a plain &lt;select&gt; with an icon-and-descriptor listbox. The role picker keeps the original &lt;select&gt; in the DOM as the real form control and the no-JavaScript fallback -- the custom UI only ever reads and writes its value -- and implements full keyboard support (arrow keys, Home/End, Enter, Escape, and letter typeahead) via the aria-activedescendant pattern rather than moving focus into the list, which keeps a screen reader's position anchored on one control throughout.</w:t>
+      </w:r>
+    </w:p>
+    <w:p>
+      <w:pPr>
+        <w:jc w:val="center"/>
+      </w:pPr>
+      <w:r>
+        <w:drawing>
+          <wp:inline xmlns:a="http://schemas.openxmlformats.org/drawingml/2006/main" xmlns:pic="http://schemas.openxmlformats.org/drawingml/2006/picture">
+            <wp:extent cx="5486400" cy="2971800"/>
+            <wp:docPr id="3" name="Picture 3"/>
+            <wp:cNvGraphicFramePr>
+              <a:graphicFrameLocks noChangeAspect="1"/>
+            </wp:cNvGraphicFramePr>
+            <a:graphic>
+              <a:graphicData uri="http://schemas.openxmlformats.org/drawingml/2006/picture">
+                <pic:pic>
+                  <pic:nvPicPr>
+                    <pic:cNvPr id="0" name="hero_crop.png"/>
+                    <pic:cNvPicPr/>
+                  </pic:nvPicPr>
+                  <pic:blipFill>
+                    <a:blip r:embed="rId10"/>
+                    <a:stretch>
+                      <a:fillRect/>
+                    </a:stretch>
+                  </pic:blipFill>
+                  <pic:spPr>
+                    <a:xfrm>
+                      <a:off x="0" y="0"/>
+                      <a:ext cx="5486400" cy="2971800"/>
+                    </a:xfrm>
+                    <a:prstGeom prst="rect"/>
+                  </pic:spPr>
+                </pic:pic>
+              </a:graphicData>
+            </a:graphic>
+          </wp:inline>
+        </w:drawing>
+      </w:r>
+    </w:p>
+    <w:p>
+      <w:pPr>
+        <w:jc w:val="center"/>
+      </w:pPr>
+      <w:r>
+        <w:rPr>
+          <w:i/>
+          <w:color w:val="595959"/>
+          <w:sz w:val="18"/>
+        </w:rPr>
+        <w:t>Figure 3. The redesigned landing page: particle background and the shared neon button system.</w:t>
+      </w:r>
+    </w:p>
+    <w:p/>
+    <w:p/>
+    <w:p>
       <w:r>
         <w:br w:type="page"/>
       </w:r>
@@ -1378,7 +1616,7 @@
         <w:spacing w:after="160"/>
       </w:pPr>
       <w:r>
-        <w:t xml:space="preserve">The project has 74 automated tests (pytest) covering every service module, the upload/preview routes, and error pages, run against real PDF/DOCX fixture files (not just mocked text). Beyond unit tests, every feature was manually exercised against a live running server (and, after each deploy, against the production Render instance) rather than trusted on green tests alone. This caught several real bugs that unit tests alone had not exposed:</w:t>
+        <w:t>The project has 119 automated tests (pytest) covering every service module, the upload/preview routes, the PDF export route, and error pages, run against real PDF/DOCX fixture files (not just mocked text). The count grew from 74 alongside the features in Section 4.3-4.5; none of the front-end interaction (the role picker, the particle background, the FAQ accordion) has automated coverage, since this project has no JavaScript test tooling -- a gap listed in Section 8. Beyond unit tests, every feature was manually exercised against a live running server (and, after each deploy, against the production Render instance) rather than trusted on green tests alone. This caught several real bugs that unit tests alone had not exposed:</w:t>
       </w:r>
     </w:p>
     <w:tbl>
@@ -1701,6 +1939,47 @@
           </w:p>
         </w:tc>
       </w:tr>
+      <w:tr>
+        <w:tc>
+          <w:tcPr>
+            <w:tcW w:type="dxa" w:w="3200"/>
+          </w:tcPr>
+          <w:p>
+            <w:r>
+              <w:rPr>
+                <w:sz w:val="20"/>
+              </w:rPr>
+              <w:t>The first version of the neon hover button filled solid with the same indigo→amber gradient used for the border, which rendered as a muddy brown once solid rather than two legible colors</w:t>
+            </w:r>
+          </w:p>
+        </w:tc>
+        <w:tc>
+          <w:tcPr>
+            <w:tcW w:type="dxa" w:w="2800"/>
+          </w:tcPr>
+          <w:p>
+            <w:r>
+              <w:rPr>
+                <w:sz w:val="20"/>
+              </w:rPr>
+              <w:t>Manual visual check in the browser after building it</w:t>
+            </w:r>
+          </w:p>
+        </w:tc>
+        <w:tc>
+          <w:tcPr>
+            <w:tcW w:type="dxa" w:w="2800"/>
+          </w:tcPr>
+          <w:p>
+            <w:r>
+              <w:rPr>
+                <w:sz w:val="20"/>
+              </w:rPr>
+              <w:t>Kept the two-color gradient only in the border/glow; the hover fill itself uses a single flat brand color</w:t>
+            </w:r>
+          </w:p>
+        </w:tc>
+      </w:tr>
     </w:tbl>
     <w:p>
       <w:pPr>
@@ -1773,6 +2052,30 @@
     </w:p>
     <w:p>
       <w:pPr>
+        <w:pStyle w:val="ListParagraph"/>
+        <w:numPr>
+          <w:ilvl w:val="0"/>
+          <w:numId w:val="2"/>
+        </w:numPr>
+      </w:pPr>
+      <w:r>
+        <w:t>The percentile shown under each score (Section 4.4) is read from a modeled reference distribution, not measured from real ResumeIQ submissions -- the app doesn't have a meaningful sample size to measure from. The UI states this directly rather than implying a real comparison.</w:t>
+      </w:r>
+    </w:p>
+    <w:p>
+      <w:pPr>
+        <w:pStyle w:val="ListParagraph"/>
+        <w:numPr>
+          <w:ilvl w:val="0"/>
+          <w:numId w:val="2"/>
+        </w:numPr>
+      </w:pPr>
+      <w:r>
+        <w:t>The PDF export (Section 4.5) is a separate layout built with reportlab, not a one-to-one conversion of the live dashboard -- it deliberately doesn't reproduce the Tailwind styling, charts, or color-coded keyword highlighting exactly.</w:t>
+      </w:r>
+    </w:p>
+    <w:p>
+      <w:pPr>
         <w:pStyle w:val="Heading1"/>
         <w:spacing w:after="160" w:before="360"/>
       </w:pPr>
@@ -1786,6 +2089,11 @@
       </w:pPr>
       <w:r>
         <w:t xml:space="preserve">Deployed on Render via a Blueprint (render.yaml), which installs dependencies and downloads the spaCy model during the build step, then serves the app with gunicorn. The GitHub repository is connected to the Render Blueprint, so every push to main auto-deploys. No persistent disk is attached, since disks are not supported on Render's free tier.</w:t>
+      </w:r>
+    </w:p>
+    <w:p>
+      <w:r>
+        <w:t>The PDF export dependency (reportlab) was chosen with this deployment target in mind: Render's free-tier Python service runs “pip install” only, with no apt-get step, which rules out the more commonly used weasyprint or wkhtmltopdf -- both need native system libraries the build step can't install. reportlab installs as pure-Python wheels, so it deploys the same way as the rest of the app's dependencies.</w:t>
       </w:r>
     </w:p>
     <w:p>
@@ -1833,7 +2141,7 @@
         <w:spacing w:after="80"/>
       </w:pPr>
       <w:r>
-        <w:t xml:space="preserve">Export the dashboard as a downloadable PDF report (beyond the current browser print view).</w:t>
+        <w:t xml:space="preserve">A lightweight admin view to browse past analyses, now that they persist in the Analysis table.</w:t>
       </w:r>
     </w:p>
     <w:p>
@@ -1843,10 +2151,21 @@
           <w:ilvl w:val="0"/>
           <w:numId w:val="2"/>
         </w:numPr>
-        <w:spacing w:after="80"/>
-      </w:pPr>
-      <w:r>
-        <w:t xml:space="preserve">A lightweight admin view to browse past analyses, now that they persist in the Analysis table.</w:t>
+      </w:pPr>
+      <w:r>
+        <w:t>Automated test coverage for the front-end (role picker, particle background, FAQ accordion), currently exercised only by hand.</w:t>
+      </w:r>
+    </w:p>
+    <w:p>
+      <w:pPr>
+        <w:pStyle w:val="ListParagraph"/>
+        <w:numPr>
+          <w:ilvl w:val="0"/>
+          <w:numId w:val="2"/>
+        </w:numPr>
+      </w:pPr>
+      <w:r>
+        <w:t>Replace the modeled percentile distribution (Section 4.4) with one fitted to real submissions once there's a large enough sample to make that meaningful.</w:t>
       </w:r>
     </w:p>
     <w:p>
@@ -1863,7 +2182,7 @@
         <w:spacing w:after="160"/>
       </w:pPr>
       <w:r>
-        <w:t xml:space="preserve">ResumeIQ delivers all five required capabilities -- parsing, scoring, ATS checking, feedback generation, and a unified dashboard -- plus two genuinely functional differentiators, entirely with classic, explainable NLP techniques. Its 74-test suite and the bug list in Section 5 reflect an engineering process that treated “it passes tests” and “it actually works when you try it” as two different, both-necessary bars to clear.</w:t>
+        <w:t>ResumeIQ delivers all five required capabilities -- parsing, scoring, ATS checking, feedback generation, and a unified dashboard -- plus five further additions (Section 4): role-fit comparison across every supported role, honestly labeled percentile benchmarking, a server-generated PDF export, and a redesigned, keyboard-accessible interface. Its 119-test suite and the bug list in Section 5 reflect an engineering process that treated “it passes tests” and “it actually works when you try it” as two different, both-necessary bars to clear.</w:t>
       </w:r>
     </w:p>
     <w:sectPr>
